--- a/Banking_Prompts.docx
+++ b/Banking_Prompts.docx
@@ -42,15 +42,7 @@
     </w:p>
     <w:p>
       <w:r>
-        <w:t xml:space="preserve">How long does an </w:t>
-      </w:r>
-      <w:proofErr w:type="gramStart"/>
-      <w:r>
-        <w:t>IMPS</w:t>
-      </w:r>
-      <w:proofErr w:type="gramEnd"/>
-      <w:r>
-        <w:t xml:space="preserve"> transaction normally take? </w:t>
+        <w:t xml:space="preserve">How long does an IMPS transaction normally take? </w:t>
       </w:r>
     </w:p>
     <w:p>
@@ -76,11 +68,6 @@
     </w:p>
     <w:p>
       <w:r>
-        <w:t>Don't use the exact words from the database:</w:t>
-      </w:r>
-    </w:p>
-    <w:p>
-      <w:r>
         <w:t>I transferred money but the recipient hasn't received it.</w:t>
       </w:r>
     </w:p>
@@ -110,14 +97,65 @@
     </w:p>
     <w:p/>
     <w:p>
-      <w:r>
-        <w:t>ambiguous questions</w:t>
+      <w:pPr>
+        <w:rPr>
+          <w:b/>
+          <w:bCs/>
+          <w:sz w:val="24"/>
+          <w:szCs w:val="24"/>
+        </w:rPr>
+      </w:pPr>
+      <w:r>
+        <w:rPr>
+          <w:b/>
+          <w:bCs/>
+          <w:sz w:val="24"/>
+          <w:szCs w:val="24"/>
+        </w:rPr>
+        <w:t>A</w:t>
+      </w:r>
+      <w:r>
+        <w:rPr>
+          <w:b/>
+          <w:bCs/>
+          <w:sz w:val="24"/>
+          <w:szCs w:val="24"/>
+        </w:rPr>
+        <w:t xml:space="preserve">mbiguous </w:t>
+      </w:r>
+      <w:r>
+        <w:rPr>
+          <w:b/>
+          <w:bCs/>
+          <w:sz w:val="24"/>
+          <w:szCs w:val="24"/>
+        </w:rPr>
+        <w:t>Q</w:t>
+      </w:r>
+      <w:r>
+        <w:rPr>
+          <w:b/>
+          <w:bCs/>
+          <w:sz w:val="24"/>
+          <w:szCs w:val="24"/>
+        </w:rPr>
+        <w:t>uestions</w:t>
       </w:r>
     </w:p>
     <w:p/>
     <w:p>
       <w:r>
-        <w:t>What are the charges for transferring money? How much does the bank charge for withdrawing cash? What are the charges for using the card? How long does a transfer take?</w:t>
+        <w:t xml:space="preserve">What are the charges for transferring money? </w:t>
+      </w:r>
+    </w:p>
+    <w:p>
+      <w:r>
+        <w:t>How much does the bank charge for withdrawing cash?</w:t>
+      </w:r>
+    </w:p>
+    <w:p>
+      <w:r>
+        <w:t xml:space="preserve"> What are the charges for using the card? How long does a transfer take?</w:t>
       </w:r>
     </w:p>
     <w:p/>
@@ -134,11 +172,6 @@
           <w:bCs/>
         </w:rPr>
         <w:t>Scenario prompts</w:t>
-      </w:r>
-    </w:p>
-    <w:p>
-      <w:r>
-        <w:t>Give students these as a mini challenge:</w:t>
       </w:r>
     </w:p>
     <w:p>
